--- a/mon/toan/de_on_tap/lop12/103_De_KT_C2_TOAN12.docx
+++ b/mon/toan/de_on_tap/lop12/103_De_KT_C2_TOAN12.docx
@@ -28,7 +28,7 @@
                 <w:b/>
                 <w:sz w:val="24"/>
               </w:rPr>
-              <w:t>TRƯỜNG THPT VĨNH THẠNH</w:t>
+              <w:t>TRƯỜNG THPT ……………</w:t>
             </w:r>
           </w:p>
           <w:p>
